--- a/mps-nivel-c/oficial/04_registros/PROFARMA_Cadastro-de-Clientes/LI-PROFARMA01-001_Licoes-Aprendidas.docx
+++ b/mps-nivel-c/oficial/04_registros/PROFARMA_Cadastro-de-Clientes/LI-PROFARMA01-001_Licoes-Aprendidas.docx
@@ -34,7 +34,7 @@
           <w:color w:val="555555"/>
           <w:sz w:val="20"/>
         </w:rPr>
-        <w:t>LI-PROFARMA01-001   ·   Versão Data   ·   05/06/2026   ·   Timeware Brasil</w:t>
+        <w:t>LI-PROFARMA01-001   ·   Versão Data   ·   11/06/2026   ·   Timeware Brasil</w:t>
       </w:r>
     </w:p>
     <w:p>
@@ -338,7 +338,7 @@
                 <w:i w:val="0"/>
                 <w:sz w:val="20"/>
               </w:rPr>
-              <w:t>1.0</w:t>
+              <w:t>1.1</w:t>
             </w:r>
           </w:p>
         </w:tc>
@@ -394,7 +394,7 @@
                 <w:i w:val="0"/>
                 <w:sz w:val="20"/>
               </w:rPr>
-              <w:t>05/06/2026</w:t>
+              <w:t>11/06/2026</w:t>
             </w:r>
           </w:p>
         </w:tc>
@@ -1215,10 +1215,11 @@
         </w:tblBorders>
       </w:tblPr>
       <w:tblGrid>
-        <w:gridCol w:w="2225"/>
-        <w:gridCol w:w="2225"/>
-        <w:gridCol w:w="2225"/>
-        <w:gridCol w:w="2225"/>
+        <w:gridCol w:w="1780"/>
+        <w:gridCol w:w="1780"/>
+        <w:gridCol w:w="1780"/>
+        <w:gridCol w:w="1780"/>
+        <w:gridCol w:w="1780"/>
       </w:tblGrid>
       <w:tr>
         <w:trPr>
@@ -1226,7 +1227,7 @@
         </w:trPr>
         <w:tc>
           <w:tcPr>
-            <w:tcW w:type="dxa" w:w="2225"/>
+            <w:tcW w:type="dxa" w:w="1780"/>
             <w:tcMar>
               <w:top w:w="60" w:type="dxa"/>
               <w:bottom w:w="60" w:type="dxa"/>
@@ -1253,7 +1254,7 @@
         </w:tc>
         <w:tc>
           <w:tcPr>
-            <w:tcW w:type="dxa" w:w="2225"/>
+            <w:tcW w:type="dxa" w:w="1780"/>
             <w:tcMar>
               <w:top w:w="60" w:type="dxa"/>
               <w:bottom w:w="60" w:type="dxa"/>
@@ -1280,7 +1281,7 @@
         </w:tc>
         <w:tc>
           <w:tcPr>
-            <w:tcW w:type="dxa" w:w="2225"/>
+            <w:tcW w:type="dxa" w:w="1780"/>
             <w:tcMar>
               <w:top w:w="60" w:type="dxa"/>
               <w:bottom w:w="60" w:type="dxa"/>
@@ -1307,7 +1308,7 @@
         </w:tc>
         <w:tc>
           <w:tcPr>
-            <w:tcW w:type="dxa" w:w="2225"/>
+            <w:tcW w:type="dxa" w:w="1780"/>
             <w:tcMar>
               <w:top w:w="60" w:type="dxa"/>
               <w:bottom w:w="60" w:type="dxa"/>
@@ -1332,6 +1333,33 @@
             </w:r>
           </w:p>
         </w:tc>
+        <w:tc>
+          <w:tcPr>
+            <w:tcW w:type="dxa" w:w="1780"/>
+            <w:tcMar>
+              <w:top w:w="60" w:type="dxa"/>
+              <w:bottom w:w="60" w:type="dxa"/>
+              <w:left w:w="100" w:type="dxa"/>
+              <w:right w:w="100" w:type="dxa"/>
+            </w:tcMar>
+            <w:shd w:val="clear" w:color="auto" w:fill="003366"/>
+          </w:tcPr>
+          <w:p>
+            <w:pPr>
+              <w:spacing w:before="40" w:after="40"/>
+            </w:pPr>
+            <w:r>
+              <w:rPr>
+                <w:rFonts w:ascii="Calibri" w:hAnsi="Calibri"/>
+                <w:b/>
+                <w:i w:val="0"/>
+                <w:color w:val="FFFFFF"/>
+                <w:sz w:val="20"/>
+              </w:rPr>
+              <w:t>Origem</w:t>
+            </w:r>
+          </w:p>
+        </w:tc>
       </w:tr>
       <w:tr>
         <w:trPr>
@@ -1339,7 +1367,7 @@
         </w:trPr>
         <w:tc>
           <w:tcPr>
-            <w:tcW w:type="dxa" w:w="2225"/>
+            <w:tcW w:type="dxa" w:w="1780"/>
             <w:tcMar>
               <w:top w:w="60" w:type="dxa"/>
               <w:bottom w:w="60" w:type="dxa"/>
@@ -1365,7 +1393,7 @@
         </w:tc>
         <w:tc>
           <w:tcPr>
-            <w:tcW w:type="dxa" w:w="2225"/>
+            <w:tcW w:type="dxa" w:w="1780"/>
             <w:tcMar>
               <w:top w:w="60" w:type="dxa"/>
               <w:bottom w:w="60" w:type="dxa"/>
@@ -1391,7 +1419,7 @@
         </w:tc>
         <w:tc>
           <w:tcPr>
-            <w:tcW w:type="dxa" w:w="2225"/>
+            <w:tcW w:type="dxa" w:w="1780"/>
             <w:tcMar>
               <w:top w:w="60" w:type="dxa"/>
               <w:bottom w:w="60" w:type="dxa"/>
@@ -1417,7 +1445,7 @@
         </w:tc>
         <w:tc>
           <w:tcPr>
-            <w:tcW w:type="dxa" w:w="2225"/>
+            <w:tcW w:type="dxa" w:w="1780"/>
             <w:tcMar>
               <w:top w:w="60" w:type="dxa"/>
               <w:bottom w:w="60" w:type="dxa"/>
@@ -1441,6 +1469,32 @@
             </w:r>
           </w:p>
         </w:tc>
+        <w:tc>
+          <w:tcPr>
+            <w:tcW w:type="dxa" w:w="1780"/>
+            <w:tcMar>
+              <w:top w:w="60" w:type="dxa"/>
+              <w:bottom w:w="60" w:type="dxa"/>
+              <w:left w:w="100" w:type="dxa"/>
+              <w:right w:w="100" w:type="dxa"/>
+            </w:tcMar>
+            <w:shd w:val="clear" w:color="auto" w:fill="EBF5FB"/>
+          </w:tcPr>
+          <w:p>
+            <w:pPr>
+              <w:spacing w:before="40" w:after="40"/>
+            </w:pPr>
+            <w:r>
+              <w:rPr>
+                <w:rFonts w:ascii="Calibri" w:hAnsi="Calibri"/>
+                <w:b w:val="0"/>
+                <w:i w:val="0"/>
+                <w:sz w:val="20"/>
+              </w:rPr>
+              <w:t>GQA-P01 NC-01 (20/06/2025) + Retrospectiva Sprint 6 (§3.1)</w:t>
+            </w:r>
+          </w:p>
+        </w:tc>
       </w:tr>
       <w:tr>
         <w:trPr>
@@ -1448,7 +1502,7 @@
         </w:trPr>
         <w:tc>
           <w:tcPr>
-            <w:tcW w:type="dxa" w:w="2225"/>
+            <w:tcW w:type="dxa" w:w="1780"/>
             <w:tcMar>
               <w:top w:w="60" w:type="dxa"/>
               <w:bottom w:w="60" w:type="dxa"/>
@@ -1473,7 +1527,7 @@
         </w:tc>
         <w:tc>
           <w:tcPr>
-            <w:tcW w:type="dxa" w:w="2225"/>
+            <w:tcW w:type="dxa" w:w="1780"/>
             <w:tcMar>
               <w:top w:w="60" w:type="dxa"/>
               <w:bottom w:w="60" w:type="dxa"/>
@@ -1498,7 +1552,7 @@
         </w:tc>
         <w:tc>
           <w:tcPr>
-            <w:tcW w:type="dxa" w:w="2225"/>
+            <w:tcW w:type="dxa" w:w="1780"/>
             <w:tcMar>
               <w:top w:w="60" w:type="dxa"/>
               <w:bottom w:w="60" w:type="dxa"/>
@@ -1523,7 +1577,7 @@
         </w:tc>
         <w:tc>
           <w:tcPr>
-            <w:tcW w:type="dxa" w:w="2225"/>
+            <w:tcW w:type="dxa" w:w="1780"/>
             <w:tcMar>
               <w:top w:w="60" w:type="dxa"/>
               <w:bottom w:w="60" w:type="dxa"/>
@@ -1546,6 +1600,31 @@
             </w:r>
           </w:p>
         </w:tc>
+        <w:tc>
+          <w:tcPr>
+            <w:tcW w:type="dxa" w:w="1780"/>
+            <w:tcMar>
+              <w:top w:w="60" w:type="dxa"/>
+              <w:bottom w:w="60" w:type="dxa"/>
+              <w:left w:w="100" w:type="dxa"/>
+              <w:right w:w="100" w:type="dxa"/>
+            </w:tcMar>
+          </w:tcPr>
+          <w:p>
+            <w:pPr>
+              <w:spacing w:before="40" w:after="40"/>
+            </w:pPr>
+            <w:r>
+              <w:rPr>
+                <w:rFonts w:ascii="Calibri" w:hAnsi="Calibri"/>
+                <w:b w:val="0"/>
+                <w:i w:val="0"/>
+                <w:sz w:val="20"/>
+              </w:rPr>
+              <w:t>Retrospectiva Sprints 17–19 (§3.3)</w:t>
+            </w:r>
+          </w:p>
+        </w:tc>
       </w:tr>
       <w:tr>
         <w:trPr>
@@ -1553,7 +1632,7 @@
         </w:trPr>
         <w:tc>
           <w:tcPr>
-            <w:tcW w:type="dxa" w:w="2225"/>
+            <w:tcW w:type="dxa" w:w="1780"/>
             <w:tcMar>
               <w:top w:w="60" w:type="dxa"/>
               <w:bottom w:w="60" w:type="dxa"/>
@@ -1579,7 +1658,7 @@
         </w:tc>
         <w:tc>
           <w:tcPr>
-            <w:tcW w:type="dxa" w:w="2225"/>
+            <w:tcW w:type="dxa" w:w="1780"/>
             <w:tcMar>
               <w:top w:w="60" w:type="dxa"/>
               <w:bottom w:w="60" w:type="dxa"/>
@@ -1605,7 +1684,7 @@
         </w:tc>
         <w:tc>
           <w:tcPr>
-            <w:tcW w:type="dxa" w:w="2225"/>
+            <w:tcW w:type="dxa" w:w="1780"/>
             <w:tcMar>
               <w:top w:w="60" w:type="dxa"/>
               <w:bottom w:w="60" w:type="dxa"/>
@@ -1631,7 +1710,7 @@
         </w:tc>
         <w:tc>
           <w:tcPr>
-            <w:tcW w:type="dxa" w:w="2225"/>
+            <w:tcW w:type="dxa" w:w="1780"/>
             <w:tcMar>
               <w:top w:w="60" w:type="dxa"/>
               <w:bottom w:w="60" w:type="dxa"/>
@@ -1655,6 +1734,32 @@
             </w:r>
           </w:p>
         </w:tc>
+        <w:tc>
+          <w:tcPr>
+            <w:tcW w:type="dxa" w:w="1780"/>
+            <w:tcMar>
+              <w:top w:w="60" w:type="dxa"/>
+              <w:bottom w:w="60" w:type="dxa"/>
+              <w:left w:w="100" w:type="dxa"/>
+              <w:right w:w="100" w:type="dxa"/>
+            </w:tcMar>
+            <w:shd w:val="clear" w:color="auto" w:fill="EBF5FB"/>
+          </w:tcPr>
+          <w:p>
+            <w:pPr>
+              <w:spacing w:before="40" w:after="40"/>
+            </w:pPr>
+            <w:r>
+              <w:rPr>
+                <w:rFonts w:ascii="Calibri" w:hAnsi="Calibri"/>
+                <w:b w:val="0"/>
+                <w:i w:val="0"/>
+                <w:sz w:val="20"/>
+              </w:rPr>
+              <w:t>Retrospectiva (§3.5) + GQA-P02 (10/10/2025)</w:t>
+            </w:r>
+          </w:p>
+        </w:tc>
       </w:tr>
       <w:tr>
         <w:trPr>
@@ -1662,7 +1767,7 @@
         </w:trPr>
         <w:tc>
           <w:tcPr>
-            <w:tcW w:type="dxa" w:w="2225"/>
+            <w:tcW w:type="dxa" w:w="1780"/>
             <w:tcMar>
               <w:top w:w="60" w:type="dxa"/>
               <w:bottom w:w="60" w:type="dxa"/>
@@ -1687,7 +1792,7 @@
         </w:tc>
         <w:tc>
           <w:tcPr>
-            <w:tcW w:type="dxa" w:w="2225"/>
+            <w:tcW w:type="dxa" w:w="1780"/>
             <w:tcMar>
               <w:top w:w="60" w:type="dxa"/>
               <w:bottom w:w="60" w:type="dxa"/>
@@ -1712,7 +1817,7 @@
         </w:tc>
         <w:tc>
           <w:tcPr>
-            <w:tcW w:type="dxa" w:w="2225"/>
+            <w:tcW w:type="dxa" w:w="1780"/>
             <w:tcMar>
               <w:top w:w="60" w:type="dxa"/>
               <w:bottom w:w="60" w:type="dxa"/>
@@ -1737,7 +1842,7 @@
         </w:tc>
         <w:tc>
           <w:tcPr>
-            <w:tcW w:type="dxa" w:w="2225"/>
+            <w:tcW w:type="dxa" w:w="1780"/>
             <w:tcMar>
               <w:top w:w="60" w:type="dxa"/>
               <w:bottom w:w="60" w:type="dxa"/>
@@ -1760,6 +1865,31 @@
             </w:r>
           </w:p>
         </w:tc>
+        <w:tc>
+          <w:tcPr>
+            <w:tcW w:type="dxa" w:w="1780"/>
+            <w:tcMar>
+              <w:top w:w="60" w:type="dxa"/>
+              <w:bottom w:w="60" w:type="dxa"/>
+              <w:left w:w="100" w:type="dxa"/>
+              <w:right w:w="100" w:type="dxa"/>
+            </w:tcMar>
+          </w:tcPr>
+          <w:p>
+            <w:pPr>
+              <w:spacing w:before="40" w:after="40"/>
+            </w:pPr>
+            <w:r>
+              <w:rPr>
+                <w:rFonts w:ascii="Calibri" w:hAnsi="Calibri"/>
+                <w:b w:val="0"/>
+                <w:i w:val="0"/>
+                <w:sz w:val="20"/>
+              </w:rPr>
+              <w:t>Retrospectiva Sprint 10 (§3.6)</w:t>
+            </w:r>
+          </w:p>
+        </w:tc>
       </w:tr>
       <w:tr>
         <w:trPr>
@@ -1767,7 +1897,7 @@
         </w:trPr>
         <w:tc>
           <w:tcPr>
-            <w:tcW w:type="dxa" w:w="2225"/>
+            <w:tcW w:type="dxa" w:w="1780"/>
             <w:tcMar>
               <w:top w:w="60" w:type="dxa"/>
               <w:bottom w:w="60" w:type="dxa"/>
@@ -1793,7 +1923,7 @@
         </w:tc>
         <w:tc>
           <w:tcPr>
-            <w:tcW w:type="dxa" w:w="2225"/>
+            <w:tcW w:type="dxa" w:w="1780"/>
             <w:tcMar>
               <w:top w:w="60" w:type="dxa"/>
               <w:bottom w:w="60" w:type="dxa"/>
@@ -1819,7 +1949,7 @@
         </w:tc>
         <w:tc>
           <w:tcPr>
-            <w:tcW w:type="dxa" w:w="2225"/>
+            <w:tcW w:type="dxa" w:w="1780"/>
             <w:tcMar>
               <w:top w:w="60" w:type="dxa"/>
               <w:bottom w:w="60" w:type="dxa"/>
@@ -1845,7 +1975,7 @@
         </w:tc>
         <w:tc>
           <w:tcPr>
-            <w:tcW w:type="dxa" w:w="2225"/>
+            <w:tcW w:type="dxa" w:w="1780"/>
             <w:tcMar>
               <w:top w:w="60" w:type="dxa"/>
               <w:bottom w:w="60" w:type="dxa"/>
@@ -1866,6 +1996,32 @@
                 <w:sz w:val="20"/>
               </w:rPr>
               <w:t>Documentar o outbox pattern implementado neste projeto como padrão arquitetural recomendado para integrações com sistemas legados sem garantia de disponibilidade</w:t>
+            </w:r>
+          </w:p>
+        </w:tc>
+        <w:tc>
+          <w:tcPr>
+            <w:tcW w:type="dxa" w:w="1780"/>
+            <w:tcMar>
+              <w:top w:w="60" w:type="dxa"/>
+              <w:bottom w:w="60" w:type="dxa"/>
+              <w:left w:w="100" w:type="dxa"/>
+              <w:right w:w="100" w:type="dxa"/>
+            </w:tcMar>
+            <w:shd w:val="clear" w:color="auto" w:fill="EBF5FB"/>
+          </w:tcPr>
+          <w:p>
+            <w:pPr>
+              <w:spacing w:before="40" w:after="40"/>
+            </w:pPr>
+            <w:r>
+              <w:rPr>
+                <w:rFonts w:ascii="Calibri" w:hAnsi="Calibri"/>
+                <w:b w:val="0"/>
+                <w:i w:val="0"/>
+                <w:sz w:val="20"/>
+              </w:rPr>
+              <w:t>Boa prática identificada Sprint 3 (§2.2)</w:t>
             </w:r>
           </w:p>
         </w:tc>
@@ -2150,6 +2306,112 @@
           </w:p>
         </w:tc>
       </w:tr>
+      <w:tr>
+        <w:trPr>
+          <w:cantSplit w:val="1"/>
+        </w:trPr>
+        <w:tc>
+          <w:tcPr>
+            <w:tcW w:type="dxa" w:w="2225"/>
+            <w:tcMar>
+              <w:top w:w="60" w:type="dxa"/>
+              <w:bottom w:w="60" w:type="dxa"/>
+              <w:left w:w="100" w:type="dxa"/>
+              <w:right w:w="100" w:type="dxa"/>
+            </w:tcMar>
+            <w:shd w:val="clear" w:color="auto" w:fill="F0F4F8"/>
+          </w:tcPr>
+          <w:p>
+            <w:pPr>
+              <w:spacing w:before="40" w:after="40"/>
+            </w:pPr>
+            <w:r>
+              <w:rPr>
+                <w:rFonts w:ascii="Calibri" w:hAnsi="Calibri"/>
+                <w:b/>
+                <w:i w:val="0"/>
+                <w:sz w:val="20"/>
+              </w:rPr>
+              <w:t>1.1</w:t>
+            </w:r>
+          </w:p>
+        </w:tc>
+        <w:tc>
+          <w:tcPr>
+            <w:tcW w:type="dxa" w:w="2225"/>
+            <w:tcMar>
+              <w:top w:w="60" w:type="dxa"/>
+              <w:bottom w:w="60" w:type="dxa"/>
+              <w:left w:w="100" w:type="dxa"/>
+              <w:right w:w="100" w:type="dxa"/>
+            </w:tcMar>
+          </w:tcPr>
+          <w:p>
+            <w:pPr>
+              <w:spacing w:before="40" w:after="40"/>
+            </w:pPr>
+            <w:r>
+              <w:rPr>
+                <w:rFonts w:ascii="Calibri" w:hAnsi="Calibri"/>
+                <w:b w:val="0"/>
+                <w:i w:val="0"/>
+                <w:sz w:val="20"/>
+              </w:rPr>
+              <w:t>11/06/2026</w:t>
+            </w:r>
+          </w:p>
+        </w:tc>
+        <w:tc>
+          <w:tcPr>
+            <w:tcW w:type="dxa" w:w="2225"/>
+            <w:tcMar>
+              <w:top w:w="60" w:type="dxa"/>
+              <w:bottom w:w="60" w:type="dxa"/>
+              <w:left w:w="100" w:type="dxa"/>
+              <w:right w:w="100" w:type="dxa"/>
+            </w:tcMar>
+          </w:tcPr>
+          <w:p>
+            <w:pPr>
+              <w:spacing w:before="40" w:after="40"/>
+            </w:pPr>
+            <w:r>
+              <w:rPr>
+                <w:rFonts w:ascii="Calibri" w:hAnsi="Calibri"/>
+                <w:b w:val="0"/>
+                <w:i w:val="0"/>
+                <w:sz w:val="20"/>
+              </w:rPr>
+              <w:t>Time de Melhoria Contínua</w:t>
+            </w:r>
+          </w:p>
+        </w:tc>
+        <w:tc>
+          <w:tcPr>
+            <w:tcW w:type="dxa" w:w="2225"/>
+            <w:tcMar>
+              <w:top w:w="60" w:type="dxa"/>
+              <w:bottom w:w="60" w:type="dxa"/>
+              <w:left w:w="100" w:type="dxa"/>
+              <w:right w:w="100" w:type="dxa"/>
+            </w:tcMar>
+          </w:tcPr>
+          <w:p>
+            <w:pPr>
+              <w:spacing w:before="40" w:after="40"/>
+            </w:pPr>
+            <w:r>
+              <w:rPr>
+                <w:rFonts w:ascii="Calibri" w:hAnsi="Calibri"/>
+                <w:b w:val="0"/>
+                <w:i w:val="0"/>
+                <w:sz w:val="20"/>
+              </w:rPr>
+              <w:t>Acréscimo da coluna "Origem" na tabela §4, rastreando cada OM à retrospectiva e/ou auditoria GQA que a gerou (CP-vi)</w:t>
+            </w:r>
+          </w:p>
+        </w:tc>
+      </w:tr>
     </w:tbl>
     <w:p>
       <w:pPr>
@@ -2190,7 +2452,7 @@
         <w:color w:val="555555"/>
         <w:sz w:val="16"/>
       </w:rPr>
-      <w:t>vData  ·  05/06/2026</w:t>
+      <w:t>vData  ·  11/06/2026</w:t>
     </w:r>
     <w:r>
       <w:tab/>
@@ -2252,7 +2514,7 @@
         <w:color w:val="555555"/>
         <w:sz w:val="16"/>
       </w:rPr>
-      <w:t>vData  ·  05/06/2026</w:t>
+      <w:t>vData  ·  11/06/2026</w:t>
     </w:r>
     <w:r>
       <w:tab/>

--- a/mps-nivel-c/oficial/04_registros/PROFARMA_Cadastro-de-Clientes/LI-PROFARMA01-001_Licoes-Aprendidas.docx
+++ b/mps-nivel-c/oficial/04_registros/PROFARMA_Cadastro-de-Clientes/LI-PROFARMA01-001_Licoes-Aprendidas.docx
@@ -338,7 +338,7 @@
                 <w:i w:val="0"/>
                 <w:sz w:val="20"/>
               </w:rPr>
-              <w:t>1.1</w:t>
+              <w:t>1.2</w:t>
             </w:r>
           </w:p>
         </w:tc>
@@ -2042,7 +2042,7 @@
         </w:pBdr>
       </w:pPr>
       <w:r>
-        <w:t>5. Aplicação no próximo ciclo</w:t>
+        <w:t>5. Aplicação no próximo ciclo e publicação</w:t>
       </w:r>
     </w:p>
     <w:p>
@@ -2057,6 +2057,88 @@
           <w:sz w:val="22"/>
         </w:rPr>
         <w:t>Todas as lições identificadas com ação proposta (seções 3 e 4) devem ser consideradas no planejamento dos próximos projetos Timeware de perfil semelhante (API crítica + legado + múltiplas integrações). Itens OM-01, OM-02 e OM-03 são candidatos a atualização dos templates e processos de GPR da organização.</w:t>
+      </w:r>
+    </w:p>
+    <w:p>
+      <w:pPr>
+        <w:spacing w:before="0" w:after="120"/>
+      </w:pPr>
+      <w:r>
+        <w:rPr>
+          <w:rFonts w:ascii="Calibri" w:hAnsi="Calibri"/>
+          <w:b w:val="0"/>
+          <w:i w:val="0"/>
+          <w:sz w:val="22"/>
+        </w:rPr>
+        <w:t>As lições aprendidas e oportunidades de melhoria deste projeto foram encaminhadas ao COO e publicadas na base de conhecimento organizacional da Timeware:</w:t>
+      </w:r>
+    </w:p>
+    <w:p>
+      <w:pPr>
+        <w:pStyle w:val="ListBullet"/>
+        <w:spacing w:before="20" w:after="40"/>
+      </w:pPr>
+      <w:r>
+        <w:rPr>
+          <w:rFonts w:ascii="Calibri" w:hAnsi="Calibri"/>
+          <w:b/>
+          <w:i w:val="0"/>
+          <w:sz w:val="22"/>
+        </w:rPr>
+        <w:t>Confluence:</w:t>
+      </w:r>
+      <w:r>
+        <w:rPr>
+          <w:rFonts w:ascii="Calibri" w:hAnsi="Calibri"/>
+          <w:b w:val="0"/>
+          <w:i w:val="0"/>
+          <w:sz w:val="22"/>
+        </w:rPr>
+        <w:t xml:space="preserve"> </w:t>
+      </w:r>
+      <w:r>
+        <w:rPr>
+          <w:rFonts w:ascii="Courier New" w:hAnsi="Courier New"/>
+          <w:b w:val="0"/>
+          <w:i w:val="0"/>
+          <w:color w:val="333333"/>
+          <w:sz w:val="20"/>
+        </w:rPr>
+        <w:t>Timeware / Base de Conhecimento / Projetos Encerrados / Cadastro de Clientes — Rede D1000 / Lições Aprendidas</w:t>
+      </w:r>
+    </w:p>
+    <w:p>
+      <w:pPr>
+        <w:pStyle w:val="ListBullet"/>
+        <w:spacing w:before="20" w:after="40"/>
+      </w:pPr>
+      <w:r>
+        <w:rPr>
+          <w:rFonts w:ascii="Calibri" w:hAnsi="Calibri"/>
+          <w:b/>
+          <w:i w:val="0"/>
+          <w:sz w:val="22"/>
+        </w:rPr>
+        <w:t>Google Drive:</w:t>
+      </w:r>
+      <w:r>
+        <w:rPr>
+          <w:rFonts w:ascii="Calibri" w:hAnsi="Calibri"/>
+          <w:b w:val="0"/>
+          <w:i w:val="0"/>
+          <w:sz w:val="22"/>
+        </w:rPr>
+        <w:t xml:space="preserve"> </w:t>
+      </w:r>
+      <w:r>
+        <w:rPr>
+          <w:rFonts w:ascii="Courier New" w:hAnsi="Courier New"/>
+          <w:b w:val="0"/>
+          <w:i w:val="0"/>
+          <w:color w:val="333333"/>
+          <w:sz w:val="20"/>
+        </w:rPr>
+        <w:t>Projetos / PROFARMA01 — Cadastro de Clientes / Encerramento / Lições Aprendidas</w:t>
       </w:r>
     </w:p>
     <w:p>
@@ -2412,6 +2494,112 @@
           </w:p>
         </w:tc>
       </w:tr>
+      <w:tr>
+        <w:trPr>
+          <w:cantSplit w:val="1"/>
+        </w:trPr>
+        <w:tc>
+          <w:tcPr>
+            <w:tcW w:type="dxa" w:w="2225"/>
+            <w:tcMar>
+              <w:top w:w="60" w:type="dxa"/>
+              <w:bottom w:w="60" w:type="dxa"/>
+              <w:left w:w="100" w:type="dxa"/>
+              <w:right w:w="100" w:type="dxa"/>
+            </w:tcMar>
+            <w:shd w:val="clear" w:color="auto" w:fill="F0F4F8"/>
+          </w:tcPr>
+          <w:p>
+            <w:pPr>
+              <w:spacing w:before="40" w:after="40"/>
+            </w:pPr>
+            <w:r>
+              <w:rPr>
+                <w:rFonts w:ascii="Calibri" w:hAnsi="Calibri"/>
+                <w:b/>
+                <w:i w:val="0"/>
+                <w:sz w:val="20"/>
+              </w:rPr>
+              <w:t>1.2</w:t>
+            </w:r>
+          </w:p>
+        </w:tc>
+        <w:tc>
+          <w:tcPr>
+            <w:tcW w:type="dxa" w:w="2225"/>
+            <w:tcMar>
+              <w:top w:w="60" w:type="dxa"/>
+              <w:bottom w:w="60" w:type="dxa"/>
+              <w:left w:w="100" w:type="dxa"/>
+              <w:right w:w="100" w:type="dxa"/>
+            </w:tcMar>
+          </w:tcPr>
+          <w:p>
+            <w:pPr>
+              <w:spacing w:before="40" w:after="40"/>
+            </w:pPr>
+            <w:r>
+              <w:rPr>
+                <w:rFonts w:ascii="Calibri" w:hAnsi="Calibri"/>
+                <w:b w:val="0"/>
+                <w:i w:val="0"/>
+                <w:sz w:val="20"/>
+              </w:rPr>
+              <w:t>11/06/2026</w:t>
+            </w:r>
+          </w:p>
+        </w:tc>
+        <w:tc>
+          <w:tcPr>
+            <w:tcW w:type="dxa" w:w="2225"/>
+            <w:tcMar>
+              <w:top w:w="60" w:type="dxa"/>
+              <w:bottom w:w="60" w:type="dxa"/>
+              <w:left w:w="100" w:type="dxa"/>
+              <w:right w:w="100" w:type="dxa"/>
+            </w:tcMar>
+          </w:tcPr>
+          <w:p>
+            <w:pPr>
+              <w:spacing w:before="40" w:after="40"/>
+            </w:pPr>
+            <w:r>
+              <w:rPr>
+                <w:rFonts w:ascii="Calibri" w:hAnsi="Calibri"/>
+                <w:b w:val="0"/>
+                <w:i w:val="0"/>
+                <w:sz w:val="20"/>
+              </w:rPr>
+              <w:t>Time de Melhoria Contínua</w:t>
+            </w:r>
+          </w:p>
+        </w:tc>
+        <w:tc>
+          <w:tcPr>
+            <w:tcW w:type="dxa" w:w="2225"/>
+            <w:tcMar>
+              <w:top w:w="60" w:type="dxa"/>
+              <w:bottom w:w="60" w:type="dxa"/>
+              <w:left w:w="100" w:type="dxa"/>
+              <w:right w:w="100" w:type="dxa"/>
+            </w:tcMar>
+          </w:tcPr>
+          <w:p>
+            <w:pPr>
+              <w:spacing w:before="40" w:after="40"/>
+            </w:pPr>
+            <w:r>
+              <w:rPr>
+                <w:rFonts w:ascii="Calibri" w:hAnsi="Calibri"/>
+                <w:b w:val="0"/>
+                <w:i w:val="0"/>
+                <w:sz w:val="20"/>
+              </w:rPr>
+              <w:t>Adição em §5 do registro de publicação das lições aprendidas no Confluence e Google Drive (conformidade com GPC 12 — PRO-GPC-001 v2.3)</w:t>
+            </w:r>
+          </w:p>
+        </w:tc>
+      </w:tr>
     </w:tbl>
     <w:p>
       <w:pPr>

--- a/mps-nivel-c/oficial/04_registros/PROFARMA_Cadastro-de-Clientes/LI-PROFARMA01-001_Licoes-Aprendidas.docx
+++ b/mps-nivel-c/oficial/04_registros/PROFARMA_Cadastro-de-Clientes/LI-PROFARMA01-001_Licoes-Aprendidas.docx
@@ -34,7 +34,7 @@
           <w:color w:val="555555"/>
           <w:sz w:val="20"/>
         </w:rPr>
-        <w:t>LI-PROFARMA01-001   ·   Versão Data   ·   11/06/2026   ·   Timeware Brasil</w:t>
+        <w:t>LI-PROFARMA01-001   ·   Versão 1.2   ·   11/06/2026   ·   Timeware Brasil</w:t>
       </w:r>
     </w:p>
     <w:p>
@@ -2640,7 +2640,7 @@
         <w:color w:val="555555"/>
         <w:sz w:val="16"/>
       </w:rPr>
-      <w:t>vData  ·  11/06/2026</w:t>
+      <w:t>v1.2  ·  11/06/2026</w:t>
     </w:r>
     <w:r>
       <w:tab/>
@@ -2702,7 +2702,7 @@
         <w:color w:val="555555"/>
         <w:sz w:val="16"/>
       </w:rPr>
-      <w:t>vData  ·  11/06/2026</w:t>
+      <w:t>v1.2  ·  11/06/2026</w:t>
     </w:r>
     <w:r>
       <w:tab/>

--- a/mps-nivel-c/oficial/04_registros/PROFARMA_Cadastro-de-Clientes/LI-PROFARMA01-001_Licoes-Aprendidas.docx
+++ b/mps-nivel-c/oficial/04_registros/PROFARMA_Cadastro-de-Clientes/LI-PROFARMA01-001_Licoes-Aprendidas.docx
@@ -2358,7 +2358,7 @@
                 <w:i w:val="0"/>
                 <w:sz w:val="20"/>
               </w:rPr>
-              <w:t>Time de Melhoria Contínua</w:t>
+              <w:t>Abraão Oliveira</w:t>
             </w:r>
           </w:p>
         </w:tc>
@@ -2464,7 +2464,7 @@
                 <w:i w:val="0"/>
                 <w:sz w:val="20"/>
               </w:rPr>
-              <w:t>Time de Melhoria Contínua</w:t>
+              <w:t>Abraão Oliveira</w:t>
             </w:r>
           </w:p>
         </w:tc>
@@ -2570,7 +2570,7 @@
                 <w:i w:val="0"/>
                 <w:sz w:val="20"/>
               </w:rPr>
-              <w:t>Time de Melhoria Contínua</w:t>
+              <w:t>Abraão Oliveira</w:t>
             </w:r>
           </w:p>
         </w:tc>
